--- a/por/docx/017.content.docx
+++ b/por/docx/017.content.docx
@@ -452,38 +452,90 @@
     </w:p>
     <w:p>
       <w:r>
-        <w:drawing>
-          <wp:inline xmlns:a="http://schemas.openxmlformats.org/drawingml/2006/main" xmlns:pic="http://schemas.openxmlformats.org/drawingml/2006/picture">
-            <wp:extent cx="6096000" cy="4066032"/>
-            <wp:docPr id="3" name="Picture 3"/>
-            <wp:cNvGraphicFramePr>
-              <a:graphicFrameLocks noChangeAspect="1"/>
-            </wp:cNvGraphicFramePr>
-            <a:graphic>
-              <a:graphicData uri="http://schemas.openxmlformats.org/drawingml/2006/picture">
-                <pic:pic>
-                  <pic:nvPicPr>
-                    <pic:cNvPr id="0" name="image.jpg"/>
-                    <pic:cNvPicPr/>
-                  </pic:nvPicPr>
-                  <pic:blipFill>
-                    <a:blip r:embed="rId17"/>
-                    <a:stretch>
-                      <a:fillRect/>
-                    </a:stretch>
-                  </pic:blipFill>
-                  <pic:spPr>
-                    <a:xfrm>
-                      <a:off x="0" y="0"/>
-                      <a:ext cx="6096000" cy="4066032"/>
-                    </a:xfrm>
-                    <a:prstGeom prst="rect"/>
-                  </pic:spPr>
-                </pic:pic>
-              </a:graphicData>
-            </a:graphic>
-          </wp:inline>
-        </w:drawing>
+        <w:t>&lt;image: None&gt;</w:t>
+      </w:r>
+    </w:p>
+    <w:p>
+      <w:pPr/>
+      <w:r>
+        <w:rPr>
+          <w:lang w:val="pt_PT" w:bidi="pt_PT"/>
+        </w:rPr>
+      </w:r>
+      <w:hyperlink r:id="rId17">
+        <w:r>
+          <w:rPr>
+            <w:lang w:val="pt_PT" w:bidi="pt_PT"/>
+          </w:rPr>
+          <w:rPr>
+            <w:color w:val="0000EE"/>
+            <w:u w:val="single"/>
+          </w:rPr>
+          <w:t>link</w:t>
+        </w:r>
+      </w:hyperlink>
+      <w:r>
+        <w:rPr>
+          <w:lang w:val="pt_PT" w:bidi="pt_PT"/>
+        </w:rPr>
+      </w:r>
+      <w:r>
+        <w:rPr>
+          <w:lang w:val="pt_PT" w:bidi="pt_PT"/>
+        </w:rPr>
+      </w:r>
+    </w:p>
+    <w:p>
+      <w:pPr/>
+      <w:r>
+        <w:rPr>
+          <w:lang w:val="pt_PT" w:bidi="pt_PT"/>
+        </w:rPr>
+      </w:r>
+    </w:p>
+    <w:p>
+      <w:pPr>
+        <w:pStyle w:val="Heading2"/>
+      </w:pPr>
+      <w:r>
+        <w:rPr>
+          <w:lang w:val="pt_PT" w:bidi="pt_PT"/>
+        </w:rPr>
+        <w:t>Raposa</w:t>
+      </w:r>
+      <w:r>
+        <w:rPr>
+          <w:lang w:val="pt_PT" w:bidi="pt_PT"/>
+        </w:rPr>
+      </w:r>
+    </w:p>
+    <w:p>
+      <w:pPr>
+        <w:pStyle w:val="Heading4"/>
+      </w:pPr>
+      <w:r>
+        <w:rPr>
+          <w:lang w:val="pt_PT" w:bidi="pt_PT"/>
+        </w:rPr>
+        <w:t>Image Content</w:t>
+      </w:r>
+      <w:r>
+        <w:rPr>
+          <w:lang w:val="pt_PT" w:bidi="pt_PT"/>
+        </w:rPr>
+      </w:r>
+    </w:p>
+    <w:p>
+      <w:pPr/>
+      <w:r>
+        <w:rPr>
+          <w:lang w:val="pt_PT" w:bidi="pt_PT"/>
+        </w:rPr>
+      </w:r>
+    </w:p>
+    <w:p>
+      <w:r>
+        <w:t>&lt;image: None&gt;</w:t>
       </w:r>
     </w:p>
     <w:p>
@@ -568,8 +620,8 @@
       <w:r>
         <w:drawing>
           <wp:inline xmlns:a="http://schemas.openxmlformats.org/drawingml/2006/main" xmlns:pic="http://schemas.openxmlformats.org/drawingml/2006/picture">
-            <wp:extent cx="6096000" cy="4066032"/>
-            <wp:docPr id="4" name="Picture 4"/>
+            <wp:extent cx="6096000" cy="4090416"/>
+            <wp:docPr id="3" name="Picture 3"/>
             <wp:cNvGraphicFramePr>
               <a:graphicFrameLocks noChangeAspect="1"/>
             </wp:cNvGraphicFramePr>
@@ -589,7 +641,7 @@
                   <pic:spPr>
                     <a:xfrm>
                       <a:off x="0" y="0"/>
-                      <a:ext cx="6096000" cy="4066032"/>
+                      <a:ext cx="6096000" cy="4090416"/>
                     </a:xfrm>
                     <a:prstGeom prst="rect"/>
                   </pic:spPr>
@@ -683,7 +735,7 @@
         <w:drawing>
           <wp:inline xmlns:a="http://schemas.openxmlformats.org/drawingml/2006/main" xmlns:pic="http://schemas.openxmlformats.org/drawingml/2006/picture">
             <wp:extent cx="6096000" cy="4090416"/>
-            <wp:docPr id="5" name="Picture 5"/>
+            <wp:docPr id="4" name="Picture 4"/>
             <wp:cNvGraphicFramePr>
               <a:graphicFrameLocks noChangeAspect="1"/>
             </wp:cNvGraphicFramePr>
@@ -797,7 +849,7 @@
         <w:drawing>
           <wp:inline xmlns:a="http://schemas.openxmlformats.org/drawingml/2006/main" xmlns:pic="http://schemas.openxmlformats.org/drawingml/2006/picture">
             <wp:extent cx="6096000" cy="4090416"/>
-            <wp:docPr id="6" name="Picture 6"/>
+            <wp:docPr id="5" name="Picture 5"/>
             <wp:cNvGraphicFramePr>
               <a:graphicFrameLocks noChangeAspect="1"/>
             </wp:cNvGraphicFramePr>
@@ -874,7 +926,7 @@
         <w:rPr>
           <w:lang w:val="pt_PT" w:bidi="pt_PT"/>
         </w:rPr>
-        <w:t>Raposa</w:t>
+        <w:t>Rede de pesca</w:t>
       </w:r>
       <w:r>
         <w:rPr>
@@ -910,8 +962,8 @@
       <w:r>
         <w:drawing>
           <wp:inline xmlns:a="http://schemas.openxmlformats.org/drawingml/2006/main" xmlns:pic="http://schemas.openxmlformats.org/drawingml/2006/picture">
-            <wp:extent cx="6096000" cy="4090416"/>
-            <wp:docPr id="7" name="Picture 7"/>
+            <wp:extent cx="6096000" cy="4066032"/>
+            <wp:docPr id="6" name="Picture 6"/>
             <wp:cNvGraphicFramePr>
               <a:graphicFrameLocks noChangeAspect="1"/>
             </wp:cNvGraphicFramePr>
@@ -931,7 +983,7 @@
                   <pic:spPr>
                     <a:xfrm>
                       <a:off x="0" y="0"/>
-                      <a:ext cx="6096000" cy="4090416"/>
+                      <a:ext cx="6096000" cy="4066032"/>
                     </a:xfrm>
                     <a:prstGeom prst="rect"/>
                   </pic:spPr>
@@ -1024,8 +1076,8 @@
       <w:r>
         <w:drawing>
           <wp:inline xmlns:a="http://schemas.openxmlformats.org/drawingml/2006/main" xmlns:pic="http://schemas.openxmlformats.org/drawingml/2006/picture">
-            <wp:extent cx="6096000" cy="4066032"/>
-            <wp:docPr id="8" name="Picture 8"/>
+            <wp:extent cx="6096000" cy="9139430"/>
+            <wp:docPr id="7" name="Picture 7"/>
             <wp:cNvGraphicFramePr>
               <a:graphicFrameLocks noChangeAspect="1"/>
             </wp:cNvGraphicFramePr>
@@ -1045,7 +1097,7 @@
                   <pic:spPr>
                     <a:xfrm>
                       <a:off x="0" y="0"/>
-                      <a:ext cx="6096000" cy="4066032"/>
+                      <a:ext cx="6096000" cy="9139430"/>
                     </a:xfrm>
                     <a:prstGeom prst="rect"/>
                   </pic:spPr>
@@ -1138,8 +1190,8 @@
       <w:r>
         <w:drawing>
           <wp:inline xmlns:a="http://schemas.openxmlformats.org/drawingml/2006/main" xmlns:pic="http://schemas.openxmlformats.org/drawingml/2006/picture">
-            <wp:extent cx="6096000" cy="9139430"/>
-            <wp:docPr id="9" name="Picture 9"/>
+            <wp:extent cx="6096000" cy="4066032"/>
+            <wp:docPr id="8" name="Picture 8"/>
             <wp:cNvGraphicFramePr>
               <a:graphicFrameLocks noChangeAspect="1"/>
             </wp:cNvGraphicFramePr>
@@ -1159,7 +1211,7 @@
                   <pic:spPr>
                     <a:xfrm>
                       <a:off x="0" y="0"/>
-                      <a:ext cx="6096000" cy="9139430"/>
+                      <a:ext cx="6096000" cy="4066032"/>
                     </a:xfrm>
                     <a:prstGeom prst="rect"/>
                   </pic:spPr>
@@ -1253,7 +1305,7 @@
         <w:drawing>
           <wp:inline xmlns:a="http://schemas.openxmlformats.org/drawingml/2006/main" xmlns:pic="http://schemas.openxmlformats.org/drawingml/2006/picture">
             <wp:extent cx="6096000" cy="4066032"/>
-            <wp:docPr id="10" name="Picture 10"/>
+            <wp:docPr id="9" name="Picture 9"/>
             <wp:cNvGraphicFramePr>
               <a:graphicFrameLocks noChangeAspect="1"/>
             </wp:cNvGraphicFramePr>
@@ -1367,7 +1419,7 @@
         <w:drawing>
           <wp:inline xmlns:a="http://schemas.openxmlformats.org/drawingml/2006/main" xmlns:pic="http://schemas.openxmlformats.org/drawingml/2006/picture">
             <wp:extent cx="6096000" cy="4066032"/>
-            <wp:docPr id="11" name="Picture 11"/>
+            <wp:docPr id="10" name="Picture 10"/>
             <wp:cNvGraphicFramePr>
               <a:graphicFrameLocks noChangeAspect="1"/>
             </wp:cNvGraphicFramePr>
@@ -1444,7 +1496,7 @@
         <w:rPr>
           <w:lang w:val="pt_PT" w:bidi="pt_PT"/>
         </w:rPr>
-        <w:t>Rede de pesca</w:t>
+        <w:t>Relâmpago</w:t>
       </w:r>
       <w:r>
         <w:rPr>
@@ -1480,8 +1532,8 @@
       <w:r>
         <w:drawing>
           <wp:inline xmlns:a="http://schemas.openxmlformats.org/drawingml/2006/main" xmlns:pic="http://schemas.openxmlformats.org/drawingml/2006/picture">
-            <wp:extent cx="6096000" cy="4066032"/>
-            <wp:docPr id="12" name="Picture 12"/>
+            <wp:extent cx="6096000" cy="3444240"/>
+            <wp:docPr id="11" name="Picture 11"/>
             <wp:cNvGraphicFramePr>
               <a:graphicFrameLocks noChangeAspect="1"/>
             </wp:cNvGraphicFramePr>
@@ -1501,7 +1553,7 @@
                   <pic:spPr>
                     <a:xfrm>
                       <a:off x="0" y="0"/>
-                      <a:ext cx="6096000" cy="4066032"/>
+                      <a:ext cx="6096000" cy="3444240"/>
                     </a:xfrm>
                     <a:prstGeom prst="rect"/>
                   </pic:spPr>
@@ -1594,8 +1646,8 @@
       <w:r>
         <w:drawing>
           <wp:inline xmlns:a="http://schemas.openxmlformats.org/drawingml/2006/main" xmlns:pic="http://schemas.openxmlformats.org/drawingml/2006/picture">
-            <wp:extent cx="6096000" cy="3444240"/>
-            <wp:docPr id="13" name="Picture 13"/>
+            <wp:extent cx="6096000" cy="9421947"/>
+            <wp:docPr id="12" name="Picture 12"/>
             <wp:cNvGraphicFramePr>
               <a:graphicFrameLocks noChangeAspect="1"/>
             </wp:cNvGraphicFramePr>
@@ -1615,7 +1667,7 @@
                   <pic:spPr>
                     <a:xfrm>
                       <a:off x="0" y="0"/>
-                      <a:ext cx="6096000" cy="3444240"/>
+                      <a:ext cx="6096000" cy="9421947"/>
                     </a:xfrm>
                     <a:prstGeom prst="rect"/>
                   </pic:spPr>
@@ -1708,8 +1760,8 @@
       <w:r>
         <w:drawing>
           <wp:inline xmlns:a="http://schemas.openxmlformats.org/drawingml/2006/main" xmlns:pic="http://schemas.openxmlformats.org/drawingml/2006/picture">
-            <wp:extent cx="6096000" cy="9421947"/>
-            <wp:docPr id="14" name="Picture 14"/>
+            <wp:extent cx="6096000" cy="4029456"/>
+            <wp:docPr id="13" name="Picture 13"/>
             <wp:cNvGraphicFramePr>
               <a:graphicFrameLocks noChangeAspect="1"/>
             </wp:cNvGraphicFramePr>
@@ -1729,7 +1781,7 @@
                   <pic:spPr>
                     <a:xfrm>
                       <a:off x="0" y="0"/>
-                      <a:ext cx="6096000" cy="9421947"/>
+                      <a:ext cx="6096000" cy="4029456"/>
                     </a:xfrm>
                     <a:prstGeom prst="rect"/>
                   </pic:spPr>
@@ -1822,8 +1874,8 @@
       <w:r>
         <w:drawing>
           <wp:inline xmlns:a="http://schemas.openxmlformats.org/drawingml/2006/main" xmlns:pic="http://schemas.openxmlformats.org/drawingml/2006/picture">
-            <wp:extent cx="6096000" cy="4029456"/>
-            <wp:docPr id="15" name="Picture 15"/>
+            <wp:extent cx="6096000" cy="4066032"/>
+            <wp:docPr id="14" name="Picture 14"/>
             <wp:cNvGraphicFramePr>
               <a:graphicFrameLocks noChangeAspect="1"/>
             </wp:cNvGraphicFramePr>
@@ -1843,7 +1895,7 @@
                   <pic:spPr>
                     <a:xfrm>
                       <a:off x="0" y="0"/>
-                      <a:ext cx="6096000" cy="4029456"/>
+                      <a:ext cx="6096000" cy="4066032"/>
                     </a:xfrm>
                     <a:prstGeom prst="rect"/>
                   </pic:spPr>
@@ -1900,7 +1952,7 @@
         <w:rPr>
           <w:lang w:val="pt_PT" w:bidi="pt_PT"/>
         </w:rPr>
-        <w:t>Relâmpago</w:t>
+        <w:t>Rio Jordão</w:t>
       </w:r>
       <w:r>
         <w:rPr>
@@ -1936,8 +1988,8 @@
       <w:r>
         <w:drawing>
           <wp:inline xmlns:a="http://schemas.openxmlformats.org/drawingml/2006/main" xmlns:pic="http://schemas.openxmlformats.org/drawingml/2006/picture">
-            <wp:extent cx="6096000" cy="4066032"/>
-            <wp:docPr id="16" name="Picture 16"/>
+            <wp:extent cx="6096000" cy="4261104"/>
+            <wp:docPr id="15" name="Picture 15"/>
             <wp:cNvGraphicFramePr>
               <a:graphicFrameLocks noChangeAspect="1"/>
             </wp:cNvGraphicFramePr>
@@ -1957,7 +2009,7 @@
                   <pic:spPr>
                     <a:xfrm>
                       <a:off x="0" y="0"/>
-                      <a:ext cx="6096000" cy="4066032"/>
+                      <a:ext cx="6096000" cy="4261104"/>
                     </a:xfrm>
                     <a:prstGeom prst="rect"/>
                   </pic:spPr>
@@ -2014,7 +2066,90 @@
         <w:rPr>
           <w:lang w:val="pt_PT" w:bidi="pt_PT"/>
         </w:rPr>
-        <w:t>Rio Jordão</w:t>
+        <w:t>Rocha de lava</w:t>
+      </w:r>
+      <w:r>
+        <w:rPr>
+          <w:lang w:val="pt_PT" w:bidi="pt_PT"/>
+        </w:rPr>
+      </w:r>
+    </w:p>
+    <w:p>
+      <w:pPr>
+        <w:pStyle w:val="Heading4"/>
+      </w:pPr>
+      <w:r>
+        <w:rPr>
+          <w:lang w:val="pt_PT" w:bidi="pt_PT"/>
+        </w:rPr>
+        <w:t>Image Content</w:t>
+      </w:r>
+      <w:r>
+        <w:rPr>
+          <w:lang w:val="pt_PT" w:bidi="pt_PT"/>
+        </w:rPr>
+      </w:r>
+    </w:p>
+    <w:p>
+      <w:pPr/>
+      <w:r>
+        <w:rPr>
+          <w:lang w:val="pt_PT" w:bidi="pt_PT"/>
+        </w:rPr>
+      </w:r>
+    </w:p>
+    <w:p>
+      <w:r>
+        <w:t>&lt;image: None&gt;</w:t>
+      </w:r>
+    </w:p>
+    <w:p>
+      <w:pPr/>
+      <w:r>
+        <w:rPr>
+          <w:lang w:val="pt_PT" w:bidi="pt_PT"/>
+        </w:rPr>
+      </w:r>
+      <w:hyperlink r:id="rId45">
+        <w:r>
+          <w:rPr>
+            <w:lang w:val="pt_PT" w:bidi="pt_PT"/>
+          </w:rPr>
+          <w:rPr>
+            <w:color w:val="0000EE"/>
+            <w:u w:val="single"/>
+          </w:rPr>
+          <w:t>link</w:t>
+        </w:r>
+      </w:hyperlink>
+      <w:r>
+        <w:rPr>
+          <w:lang w:val="pt_PT" w:bidi="pt_PT"/>
+        </w:rPr>
+      </w:r>
+      <w:r>
+        <w:rPr>
+          <w:lang w:val="pt_PT" w:bidi="pt_PT"/>
+        </w:rPr>
+      </w:r>
+    </w:p>
+    <w:p>
+      <w:pPr/>
+      <w:r>
+        <w:rPr>
+          <w:lang w:val="pt_PT" w:bidi="pt_PT"/>
+        </w:rPr>
+      </w:r>
+    </w:p>
+    <w:p>
+      <w:pPr>
+        <w:pStyle w:val="Heading2"/>
+      </w:pPr>
+      <w:r>
+        <w:rPr>
+          <w:lang w:val="pt_PT" w:bidi="pt_PT"/>
+        </w:rPr>
+        <w:t>Rocha para construir</w:t>
       </w:r>
       <w:r>
         <w:rPr>
@@ -2050,8 +2185,8 @@
       <w:r>
         <w:drawing>
           <wp:inline xmlns:a="http://schemas.openxmlformats.org/drawingml/2006/main" xmlns:pic="http://schemas.openxmlformats.org/drawingml/2006/picture">
-            <wp:extent cx="6096000" cy="4261104"/>
-            <wp:docPr id="17" name="Picture 17"/>
+            <wp:extent cx="6096000" cy="6096000"/>
+            <wp:docPr id="16" name="Picture 16"/>
             <wp:cNvGraphicFramePr>
               <a:graphicFrameLocks noChangeAspect="1"/>
             </wp:cNvGraphicFramePr>
@@ -2063,121 +2198,7 @@
                     <pic:cNvPicPr/>
                   </pic:nvPicPr>
                   <pic:blipFill>
-                    <a:blip r:embed="rId45"/>
-                    <a:stretch>
-                      <a:fillRect/>
-                    </a:stretch>
-                  </pic:blipFill>
-                  <pic:spPr>
-                    <a:xfrm>
-                      <a:off x="0" y="0"/>
-                      <a:ext cx="6096000" cy="4261104"/>
-                    </a:xfrm>
-                    <a:prstGeom prst="rect"/>
-                  </pic:spPr>
-                </pic:pic>
-              </a:graphicData>
-            </a:graphic>
-          </wp:inline>
-        </w:drawing>
-      </w:r>
-    </w:p>
-    <w:p>
-      <w:pPr/>
-      <w:r>
-        <w:rPr>
-          <w:lang w:val="pt_PT" w:bidi="pt_PT"/>
-        </w:rPr>
-      </w:r>
-      <w:hyperlink r:id="rId46">
-        <w:r>
-          <w:rPr>
-            <w:lang w:val="pt_PT" w:bidi="pt_PT"/>
-          </w:rPr>
-          <w:rPr>
-            <w:color w:val="0000EE"/>
-            <w:u w:val="single"/>
-          </w:rPr>
-          <w:t>link</w:t>
-        </w:r>
-      </w:hyperlink>
-      <w:r>
-        <w:rPr>
-          <w:lang w:val="pt_PT" w:bidi="pt_PT"/>
-        </w:rPr>
-      </w:r>
-      <w:r>
-        <w:rPr>
-          <w:lang w:val="pt_PT" w:bidi="pt_PT"/>
-        </w:rPr>
-      </w:r>
-    </w:p>
-    <w:p>
-      <w:pPr/>
-      <w:r>
-        <w:rPr>
-          <w:lang w:val="pt_PT" w:bidi="pt_PT"/>
-        </w:rPr>
-      </w:r>
-    </w:p>
-    <w:p>
-      <w:pPr>
-        <w:pStyle w:val="Heading2"/>
-      </w:pPr>
-      <w:r>
-        <w:rPr>
-          <w:lang w:val="pt_PT" w:bidi="pt_PT"/>
-        </w:rPr>
-        <w:t>Rocha de lava</w:t>
-      </w:r>
-      <w:r>
-        <w:rPr>
-          <w:lang w:val="pt_PT" w:bidi="pt_PT"/>
-        </w:rPr>
-      </w:r>
-    </w:p>
-    <w:p>
-      <w:pPr>
-        <w:pStyle w:val="Heading4"/>
-      </w:pPr>
-      <w:r>
-        <w:rPr>
-          <w:lang w:val="pt_PT" w:bidi="pt_PT"/>
-        </w:rPr>
-        <w:t>Image Content</w:t>
-      </w:r>
-      <w:r>
-        <w:rPr>
-          <w:lang w:val="pt_PT" w:bidi="pt_PT"/>
-        </w:rPr>
-      </w:r>
-    </w:p>
-    <w:p>
-      <w:pPr/>
-      <w:r>
-        <w:rPr>
-          <w:lang w:val="pt_PT" w:bidi="pt_PT"/>
-        </w:rPr>
-      </w:r>
-    </w:p>
-    <w:p>
-      <w:r>
-        <w:drawing>
-          <wp:inline xmlns:a="http://schemas.openxmlformats.org/drawingml/2006/main" xmlns:pic="http://schemas.openxmlformats.org/drawingml/2006/picture">
-            <wp:extent cx="6096000" cy="6096000"/>
-            <wp:docPr id="18" name="Picture 18"/>
-            <wp:cNvGraphicFramePr>
-              <a:graphicFrameLocks noChangeAspect="1"/>
-            </wp:cNvGraphicFramePr>
-            <a:graphic>
-              <a:graphicData uri="http://schemas.openxmlformats.org/drawingml/2006/picture">
-                <pic:pic>
-                  <pic:nvPicPr>
-                    <pic:cNvPr id="0" name="image.jpg"/>
-                    <pic:cNvPicPr/>
-                  </pic:nvPicPr>
-                  <pic:blipFill>
-                    <a:blip r:embed="rId47"/>
+                    <a:blip r:embed="rId46"/>
                     <a:stretch>
                       <a:fillRect/>
                     </a:stretch>
@@ -2203,7 +2224,7 @@
           <w:lang w:val="pt_PT" w:bidi="pt_PT"/>
         </w:rPr>
       </w:r>
-      <w:hyperlink r:id="rId48">
+      <w:hyperlink r:id="rId47">
         <w:r>
           <w:rPr>
             <w:lang w:val="pt_PT" w:bidi="pt_PT"/>
@@ -2278,8 +2299,8 @@
       <w:r>
         <w:drawing>
           <wp:inline xmlns:a="http://schemas.openxmlformats.org/drawingml/2006/main" xmlns:pic="http://schemas.openxmlformats.org/drawingml/2006/picture">
-            <wp:extent cx="6096000" cy="6096000"/>
-            <wp:docPr id="19" name="Picture 19"/>
+            <wp:extent cx="6096000" cy="3413760"/>
+            <wp:docPr id="17" name="Picture 17"/>
             <wp:cNvGraphicFramePr>
               <a:graphicFrameLocks noChangeAspect="1"/>
             </wp:cNvGraphicFramePr>
@@ -2291,7 +2312,121 @@
                     <pic:cNvPicPr/>
                   </pic:nvPicPr>
                   <pic:blipFill>
-                    <a:blip r:embed="rId49"/>
+                    <a:blip r:embed="rId48"/>
+                    <a:stretch>
+                      <a:fillRect/>
+                    </a:stretch>
+                  </pic:blipFill>
+                  <pic:spPr>
+                    <a:xfrm>
+                      <a:off x="0" y="0"/>
+                      <a:ext cx="6096000" cy="3413760"/>
+                    </a:xfrm>
+                    <a:prstGeom prst="rect"/>
+                  </pic:spPr>
+                </pic:pic>
+              </a:graphicData>
+            </a:graphic>
+          </wp:inline>
+        </w:drawing>
+      </w:r>
+    </w:p>
+    <w:p>
+      <w:pPr/>
+      <w:r>
+        <w:rPr>
+          <w:lang w:val="pt_PT" w:bidi="pt_PT"/>
+        </w:rPr>
+      </w:r>
+      <w:hyperlink r:id="rId49">
+        <w:r>
+          <w:rPr>
+            <w:lang w:val="pt_PT" w:bidi="pt_PT"/>
+          </w:rPr>
+          <w:rPr>
+            <w:color w:val="0000EE"/>
+            <w:u w:val="single"/>
+          </w:rPr>
+          <w:t>link</w:t>
+        </w:r>
+      </w:hyperlink>
+      <w:r>
+        <w:rPr>
+          <w:lang w:val="pt_PT" w:bidi="pt_PT"/>
+        </w:rPr>
+      </w:r>
+      <w:r>
+        <w:rPr>
+          <w:lang w:val="pt_PT" w:bidi="pt_PT"/>
+        </w:rPr>
+      </w:r>
+    </w:p>
+    <w:p>
+      <w:pPr/>
+      <w:r>
+        <w:rPr>
+          <w:lang w:val="pt_PT" w:bidi="pt_PT"/>
+        </w:rPr>
+      </w:r>
+    </w:p>
+    <w:p>
+      <w:pPr>
+        <w:pStyle w:val="Heading2"/>
+      </w:pPr>
+      <w:r>
+        <w:rPr>
+          <w:lang w:val="pt_PT" w:bidi="pt_PT"/>
+        </w:rPr>
+        <w:t>Rocha para construir</w:t>
+      </w:r>
+      <w:r>
+        <w:rPr>
+          <w:lang w:val="pt_PT" w:bidi="pt_PT"/>
+        </w:rPr>
+      </w:r>
+    </w:p>
+    <w:p>
+      <w:pPr>
+        <w:pStyle w:val="Heading4"/>
+      </w:pPr>
+      <w:r>
+        <w:rPr>
+          <w:lang w:val="pt_PT" w:bidi="pt_PT"/>
+        </w:rPr>
+        <w:t>Image Content</w:t>
+      </w:r>
+      <w:r>
+        <w:rPr>
+          <w:lang w:val="pt_PT" w:bidi="pt_PT"/>
+        </w:rPr>
+      </w:r>
+    </w:p>
+    <w:p>
+      <w:pPr/>
+      <w:r>
+        <w:rPr>
+          <w:lang w:val="pt_PT" w:bidi="pt_PT"/>
+        </w:rPr>
+      </w:r>
+    </w:p>
+    <w:p>
+      <w:r>
+        <w:drawing>
+          <wp:inline xmlns:a="http://schemas.openxmlformats.org/drawingml/2006/main" xmlns:pic="http://schemas.openxmlformats.org/drawingml/2006/picture">
+            <wp:extent cx="6096000" cy="6096000"/>
+            <wp:docPr id="18" name="Picture 18"/>
+            <wp:cNvGraphicFramePr>
+              <a:graphicFrameLocks noChangeAspect="1"/>
+            </wp:cNvGraphicFramePr>
+            <a:graphic>
+              <a:graphicData uri="http://schemas.openxmlformats.org/drawingml/2006/picture">
+                <pic:pic>
+                  <pic:nvPicPr>
+                    <pic:cNvPr id="0" name="image.jpg"/>
+                    <pic:cNvPicPr/>
+                  </pic:nvPicPr>
+                  <pic:blipFill>
+                    <a:blip r:embed="rId50"/>
                     <a:stretch>
                       <a:fillRect/>
                     </a:stretch>
@@ -2317,7 +2452,7 @@
           <w:lang w:val="pt_PT" w:bidi="pt_PT"/>
         </w:rPr>
       </w:r>
-      <w:hyperlink r:id="rId50">
+      <w:hyperlink r:id="rId51">
         <w:r>
           <w:rPr>
             <w:lang w:val="pt_PT" w:bidi="pt_PT"/>
@@ -2356,7 +2491,7 @@
         <w:rPr>
           <w:lang w:val="pt_PT" w:bidi="pt_PT"/>
         </w:rPr>
-        <w:t>Rocha para construir</w:t>
+        <w:t>Rolo (livro)</w:t>
       </w:r>
       <w:r>
         <w:rPr>
@@ -2392,7 +2527,121 @@
       <w:r>
         <w:drawing>
           <wp:inline xmlns:a="http://schemas.openxmlformats.org/drawingml/2006/main" xmlns:pic="http://schemas.openxmlformats.org/drawingml/2006/picture">
-            <wp:extent cx="6096000" cy="3413760"/>
+            <wp:extent cx="6096000" cy="8128000"/>
+            <wp:docPr id="19" name="Picture 19"/>
+            <wp:cNvGraphicFramePr>
+              <a:graphicFrameLocks noChangeAspect="1"/>
+            </wp:cNvGraphicFramePr>
+            <a:graphic>
+              <a:graphicData uri="http://schemas.openxmlformats.org/drawingml/2006/picture">
+                <pic:pic>
+                  <pic:nvPicPr>
+                    <pic:cNvPr id="0" name="image.jpg"/>
+                    <pic:cNvPicPr/>
+                  </pic:nvPicPr>
+                  <pic:blipFill>
+                    <a:blip r:embed="rId52"/>
+                    <a:stretch>
+                      <a:fillRect/>
+                    </a:stretch>
+                  </pic:blipFill>
+                  <pic:spPr>
+                    <a:xfrm>
+                      <a:off x="0" y="0"/>
+                      <a:ext cx="6096000" cy="8128000"/>
+                    </a:xfrm>
+                    <a:prstGeom prst="rect"/>
+                  </pic:spPr>
+                </pic:pic>
+              </a:graphicData>
+            </a:graphic>
+          </wp:inline>
+        </w:drawing>
+      </w:r>
+    </w:p>
+    <w:p>
+      <w:pPr/>
+      <w:r>
+        <w:rPr>
+          <w:lang w:val="pt_PT" w:bidi="pt_PT"/>
+        </w:rPr>
+      </w:r>
+      <w:hyperlink r:id="rId53">
+        <w:r>
+          <w:rPr>
+            <w:lang w:val="pt_PT" w:bidi="pt_PT"/>
+          </w:rPr>
+          <w:rPr>
+            <w:color w:val="0000EE"/>
+            <w:u w:val="single"/>
+          </w:rPr>
+          <w:t>link</w:t>
+        </w:r>
+      </w:hyperlink>
+      <w:r>
+        <w:rPr>
+          <w:lang w:val="pt_PT" w:bidi="pt_PT"/>
+        </w:rPr>
+      </w:r>
+      <w:r>
+        <w:rPr>
+          <w:lang w:val="pt_PT" w:bidi="pt_PT"/>
+        </w:rPr>
+      </w:r>
+    </w:p>
+    <w:p>
+      <w:pPr/>
+      <w:r>
+        <w:rPr>
+          <w:lang w:val="pt_PT" w:bidi="pt_PT"/>
+        </w:rPr>
+      </w:r>
+    </w:p>
+    <w:p>
+      <w:pPr>
+        <w:pStyle w:val="Heading2"/>
+      </w:pPr>
+      <w:r>
+        <w:rPr>
+          <w:lang w:val="pt_PT" w:bidi="pt_PT"/>
+        </w:rPr>
+        <w:t>Rolos de pergaminho</w:t>
+      </w:r>
+      <w:r>
+        <w:rPr>
+          <w:lang w:val="pt_PT" w:bidi="pt_PT"/>
+        </w:rPr>
+      </w:r>
+    </w:p>
+    <w:p>
+      <w:pPr>
+        <w:pStyle w:val="Heading4"/>
+      </w:pPr>
+      <w:r>
+        <w:rPr>
+          <w:lang w:val="pt_PT" w:bidi="pt_PT"/>
+        </w:rPr>
+        <w:t>Image Content</w:t>
+      </w:r>
+      <w:r>
+        <w:rPr>
+          <w:lang w:val="pt_PT" w:bidi="pt_PT"/>
+        </w:rPr>
+      </w:r>
+    </w:p>
+    <w:p>
+      <w:pPr/>
+      <w:r>
+        <w:rPr>
+          <w:lang w:val="pt_PT" w:bidi="pt_PT"/>
+        </w:rPr>
+      </w:r>
+    </w:p>
+    <w:p>
+      <w:r>
+        <w:drawing>
+          <wp:inline xmlns:a="http://schemas.openxmlformats.org/drawingml/2006/main" xmlns:pic="http://schemas.openxmlformats.org/drawingml/2006/picture">
+            <wp:extent cx="6096000" cy="6721058"/>
             <wp:docPr id="20" name="Picture 20"/>
             <wp:cNvGraphicFramePr>
               <a:graphicFrameLocks noChangeAspect="1"/>
@@ -2405,7 +2654,121 @@
                     <pic:cNvPicPr/>
                   </pic:nvPicPr>
                   <pic:blipFill>
-                    <a:blip r:embed="rId51"/>
+                    <a:blip r:embed="rId54"/>
+                    <a:stretch>
+                      <a:fillRect/>
+                    </a:stretch>
+                  </pic:blipFill>
+                  <pic:spPr>
+                    <a:xfrm>
+                      <a:off x="0" y="0"/>
+                      <a:ext cx="6096000" cy="6721058"/>
+                    </a:xfrm>
+                    <a:prstGeom prst="rect"/>
+                  </pic:spPr>
+                </pic:pic>
+              </a:graphicData>
+            </a:graphic>
+          </wp:inline>
+        </w:drawing>
+      </w:r>
+    </w:p>
+    <w:p>
+      <w:pPr/>
+      <w:r>
+        <w:rPr>
+          <w:lang w:val="pt_PT" w:bidi="pt_PT"/>
+        </w:rPr>
+      </w:r>
+      <w:hyperlink r:id="rId55">
+        <w:r>
+          <w:rPr>
+            <w:lang w:val="pt_PT" w:bidi="pt_PT"/>
+          </w:rPr>
+          <w:rPr>
+            <w:color w:val="0000EE"/>
+            <w:u w:val="single"/>
+          </w:rPr>
+          <w:t>link</w:t>
+        </w:r>
+      </w:hyperlink>
+      <w:r>
+        <w:rPr>
+          <w:lang w:val="pt_PT" w:bidi="pt_PT"/>
+        </w:rPr>
+      </w:r>
+      <w:r>
+        <w:rPr>
+          <w:lang w:val="pt_PT" w:bidi="pt_PT"/>
+        </w:rPr>
+      </w:r>
+    </w:p>
+    <w:p>
+      <w:pPr/>
+      <w:r>
+        <w:rPr>
+          <w:lang w:val="pt_PT" w:bidi="pt_PT"/>
+        </w:rPr>
+      </w:r>
+    </w:p>
+    <w:p>
+      <w:pPr>
+        <w:pStyle w:val="Heading2"/>
+      </w:pPr>
+      <w:r>
+        <w:rPr>
+          <w:lang w:val="pt_PT" w:bidi="pt_PT"/>
+        </w:rPr>
+        <w:t>Rolos de pergaminho</w:t>
+      </w:r>
+      <w:r>
+        <w:rPr>
+          <w:lang w:val="pt_PT" w:bidi="pt_PT"/>
+        </w:rPr>
+      </w:r>
+    </w:p>
+    <w:p>
+      <w:pPr>
+        <w:pStyle w:val="Heading4"/>
+      </w:pPr>
+      <w:r>
+        <w:rPr>
+          <w:lang w:val="pt_PT" w:bidi="pt_PT"/>
+        </w:rPr>
+        <w:t>Image Content</w:t>
+      </w:r>
+      <w:r>
+        <w:rPr>
+          <w:lang w:val="pt_PT" w:bidi="pt_PT"/>
+        </w:rPr>
+      </w:r>
+    </w:p>
+    <w:p>
+      <w:pPr/>
+      <w:r>
+        <w:rPr>
+          <w:lang w:val="pt_PT" w:bidi="pt_PT"/>
+        </w:rPr>
+      </w:r>
+    </w:p>
+    <w:p>
+      <w:r>
+        <w:drawing>
+          <wp:inline xmlns:a="http://schemas.openxmlformats.org/drawingml/2006/main" xmlns:pic="http://schemas.openxmlformats.org/drawingml/2006/picture">
+            <wp:extent cx="6096000" cy="3413760"/>
+            <wp:docPr id="21" name="Picture 21"/>
+            <wp:cNvGraphicFramePr>
+              <a:graphicFrameLocks noChangeAspect="1"/>
+            </wp:cNvGraphicFramePr>
+            <a:graphic>
+              <a:graphicData uri="http://schemas.openxmlformats.org/drawingml/2006/picture">
+                <pic:pic>
+                  <pic:nvPicPr>
+                    <pic:cNvPr id="0" name="image.jpg"/>
+                    <pic:cNvPicPr/>
+                  </pic:nvPicPr>
+                  <pic:blipFill>
+                    <a:blip r:embed="rId56"/>
                     <a:stretch>
                       <a:fillRect/>
                     </a:stretch>
@@ -2431,7 +2794,7 @@
           <w:lang w:val="pt_PT" w:bidi="pt_PT"/>
         </w:rPr>
       </w:r>
-      <w:hyperlink r:id="rId52">
+      <w:hyperlink r:id="rId57">
         <w:r>
           <w:rPr>
             <w:lang w:val="pt_PT" w:bidi="pt_PT"/>
@@ -2470,7 +2833,7 @@
         <w:rPr>
           <w:lang w:val="pt_PT" w:bidi="pt_PT"/>
         </w:rPr>
-        <w:t>Rocha para construir</w:t>
+        <w:t>Rolos de pergaminho</w:t>
       </w:r>
       <w:r>
         <w:rPr>
@@ -2506,121 +2869,7 @@
       <w:r>
         <w:drawing>
           <wp:inline xmlns:a="http://schemas.openxmlformats.org/drawingml/2006/main" xmlns:pic="http://schemas.openxmlformats.org/drawingml/2006/picture">
-            <wp:extent cx="6096000" cy="6096000"/>
-            <wp:docPr id="21" name="Picture 21"/>
-            <wp:cNvGraphicFramePr>
-              <a:graphicFrameLocks noChangeAspect="1"/>
-            </wp:cNvGraphicFramePr>
-            <a:graphic>
-              <a:graphicData uri="http://schemas.openxmlformats.org/drawingml/2006/picture">
-                <pic:pic>
-                  <pic:nvPicPr>
-                    <pic:cNvPr id="0" name="image.jpg"/>
-                    <pic:cNvPicPr/>
-                  </pic:nvPicPr>
-                  <pic:blipFill>
-                    <a:blip r:embed="rId53"/>
-                    <a:stretch>
-                      <a:fillRect/>
-                    </a:stretch>
-                  </pic:blipFill>
-                  <pic:spPr>
-                    <a:xfrm>
-                      <a:off x="0" y="0"/>
-                      <a:ext cx="6096000" cy="6096000"/>
-                    </a:xfrm>
-                    <a:prstGeom prst="rect"/>
-                  </pic:spPr>
-                </pic:pic>
-              </a:graphicData>
-            </a:graphic>
-          </wp:inline>
-        </w:drawing>
-      </w:r>
-    </w:p>
-    <w:p>
-      <w:pPr/>
-      <w:r>
-        <w:rPr>
-          <w:lang w:val="pt_PT" w:bidi="pt_PT"/>
-        </w:rPr>
-      </w:r>
-      <w:hyperlink r:id="rId54">
-        <w:r>
-          <w:rPr>
-            <w:lang w:val="pt_PT" w:bidi="pt_PT"/>
-          </w:rPr>
-          <w:rPr>
-            <w:color w:val="0000EE"/>
-            <w:u w:val="single"/>
-          </w:rPr>
-          <w:t>link</w:t>
-        </w:r>
-      </w:hyperlink>
-      <w:r>
-        <w:rPr>
-          <w:lang w:val="pt_PT" w:bidi="pt_PT"/>
-        </w:rPr>
-      </w:r>
-      <w:r>
-        <w:rPr>
-          <w:lang w:val="pt_PT" w:bidi="pt_PT"/>
-        </w:rPr>
-      </w:r>
-    </w:p>
-    <w:p>
-      <w:pPr/>
-      <w:r>
-        <w:rPr>
-          <w:lang w:val="pt_PT" w:bidi="pt_PT"/>
-        </w:rPr>
-      </w:r>
-    </w:p>
-    <w:p>
-      <w:pPr>
-        <w:pStyle w:val="Heading2"/>
-      </w:pPr>
-      <w:r>
-        <w:rPr>
-          <w:lang w:val="pt_PT" w:bidi="pt_PT"/>
-        </w:rPr>
-        <w:t>Rolo (livro)</w:t>
-      </w:r>
-      <w:r>
-        <w:rPr>
-          <w:lang w:val="pt_PT" w:bidi="pt_PT"/>
-        </w:rPr>
-      </w:r>
-    </w:p>
-    <w:p>
-      <w:pPr>
-        <w:pStyle w:val="Heading4"/>
-      </w:pPr>
-      <w:r>
-        <w:rPr>
-          <w:lang w:val="pt_PT" w:bidi="pt_PT"/>
-        </w:rPr>
-        <w:t>Image Content</w:t>
-      </w:r>
-      <w:r>
-        <w:rPr>
-          <w:lang w:val="pt_PT" w:bidi="pt_PT"/>
-        </w:rPr>
-      </w:r>
-    </w:p>
-    <w:p>
-      <w:pPr/>
-      <w:r>
-        <w:rPr>
-          <w:lang w:val="pt_PT" w:bidi="pt_PT"/>
-        </w:rPr>
-      </w:r>
-    </w:p>
-    <w:p>
-      <w:r>
-        <w:drawing>
-          <wp:inline xmlns:a="http://schemas.openxmlformats.org/drawingml/2006/main" xmlns:pic="http://schemas.openxmlformats.org/drawingml/2006/picture">
-            <wp:extent cx="6096000" cy="8128000"/>
+            <wp:extent cx="6096000" cy="6457627"/>
             <wp:docPr id="22" name="Picture 22"/>
             <wp:cNvGraphicFramePr>
               <a:graphicFrameLocks noChangeAspect="1"/>
@@ -2633,349 +2882,7 @@
                     <pic:cNvPicPr/>
                   </pic:nvPicPr>
                   <pic:blipFill>
-                    <a:blip r:embed="rId55"/>
-                    <a:stretch>
-                      <a:fillRect/>
-                    </a:stretch>
-                  </pic:blipFill>
-                  <pic:spPr>
-                    <a:xfrm>
-                      <a:off x="0" y="0"/>
-                      <a:ext cx="6096000" cy="8128000"/>
-                    </a:xfrm>
-                    <a:prstGeom prst="rect"/>
-                  </pic:spPr>
-                </pic:pic>
-              </a:graphicData>
-            </a:graphic>
-          </wp:inline>
-        </w:drawing>
-      </w:r>
-    </w:p>
-    <w:p>
-      <w:pPr/>
-      <w:r>
-        <w:rPr>
-          <w:lang w:val="pt_PT" w:bidi="pt_PT"/>
-        </w:rPr>
-      </w:r>
-      <w:hyperlink r:id="rId56">
-        <w:r>
-          <w:rPr>
-            <w:lang w:val="pt_PT" w:bidi="pt_PT"/>
-          </w:rPr>
-          <w:rPr>
-            <w:color w:val="0000EE"/>
-            <w:u w:val="single"/>
-          </w:rPr>
-          <w:t>link</w:t>
-        </w:r>
-      </w:hyperlink>
-      <w:r>
-        <w:rPr>
-          <w:lang w:val="pt_PT" w:bidi="pt_PT"/>
-        </w:rPr>
-      </w:r>
-      <w:r>
-        <w:rPr>
-          <w:lang w:val="pt_PT" w:bidi="pt_PT"/>
-        </w:rPr>
-      </w:r>
-    </w:p>
-    <w:p>
-      <w:pPr/>
-      <w:r>
-        <w:rPr>
-          <w:lang w:val="pt_PT" w:bidi="pt_PT"/>
-        </w:rPr>
-      </w:r>
-    </w:p>
-    <w:p>
-      <w:pPr>
-        <w:pStyle w:val="Heading2"/>
-      </w:pPr>
-      <w:r>
-        <w:rPr>
-          <w:lang w:val="pt_PT" w:bidi="pt_PT"/>
-        </w:rPr>
-        <w:t>Rolos de pergaminho</w:t>
-      </w:r>
-      <w:r>
-        <w:rPr>
-          <w:lang w:val="pt_PT" w:bidi="pt_PT"/>
-        </w:rPr>
-      </w:r>
-    </w:p>
-    <w:p>
-      <w:pPr>
-        <w:pStyle w:val="Heading4"/>
-      </w:pPr>
-      <w:r>
-        <w:rPr>
-          <w:lang w:val="pt_PT" w:bidi="pt_PT"/>
-        </w:rPr>
-        <w:t>Image Content</w:t>
-      </w:r>
-      <w:r>
-        <w:rPr>
-          <w:lang w:val="pt_PT" w:bidi="pt_PT"/>
-        </w:rPr>
-      </w:r>
-    </w:p>
-    <w:p>
-      <w:pPr/>
-      <w:r>
-        <w:rPr>
-          <w:lang w:val="pt_PT" w:bidi="pt_PT"/>
-        </w:rPr>
-      </w:r>
-    </w:p>
-    <w:p>
-      <w:r>
-        <w:drawing>
-          <wp:inline xmlns:a="http://schemas.openxmlformats.org/drawingml/2006/main" xmlns:pic="http://schemas.openxmlformats.org/drawingml/2006/picture">
-            <wp:extent cx="6096000" cy="6721058"/>
-            <wp:docPr id="23" name="Picture 23"/>
-            <wp:cNvGraphicFramePr>
-              <a:graphicFrameLocks noChangeAspect="1"/>
-            </wp:cNvGraphicFramePr>
-            <a:graphic>
-              <a:graphicData uri="http://schemas.openxmlformats.org/drawingml/2006/picture">
-                <pic:pic>
-                  <pic:nvPicPr>
-                    <pic:cNvPr id="0" name="image.jpg"/>
-                    <pic:cNvPicPr/>
-                  </pic:nvPicPr>
-                  <pic:blipFill>
-                    <a:blip r:embed="rId57"/>
-                    <a:stretch>
-                      <a:fillRect/>
-                    </a:stretch>
-                  </pic:blipFill>
-                  <pic:spPr>
-                    <a:xfrm>
-                      <a:off x="0" y="0"/>
-                      <a:ext cx="6096000" cy="6721058"/>
-                    </a:xfrm>
-                    <a:prstGeom prst="rect"/>
-                  </pic:spPr>
-                </pic:pic>
-              </a:graphicData>
-            </a:graphic>
-          </wp:inline>
-        </w:drawing>
-      </w:r>
-    </w:p>
-    <w:p>
-      <w:pPr/>
-      <w:r>
-        <w:rPr>
-          <w:lang w:val="pt_PT" w:bidi="pt_PT"/>
-        </w:rPr>
-      </w:r>
-      <w:hyperlink r:id="rId58">
-        <w:r>
-          <w:rPr>
-            <w:lang w:val="pt_PT" w:bidi="pt_PT"/>
-          </w:rPr>
-          <w:rPr>
-            <w:color w:val="0000EE"/>
-            <w:u w:val="single"/>
-          </w:rPr>
-          <w:t>link</w:t>
-        </w:r>
-      </w:hyperlink>
-      <w:r>
-        <w:rPr>
-          <w:lang w:val="pt_PT" w:bidi="pt_PT"/>
-        </w:rPr>
-      </w:r>
-      <w:r>
-        <w:rPr>
-          <w:lang w:val="pt_PT" w:bidi="pt_PT"/>
-        </w:rPr>
-      </w:r>
-    </w:p>
-    <w:p>
-      <w:pPr/>
-      <w:r>
-        <w:rPr>
-          <w:lang w:val="pt_PT" w:bidi="pt_PT"/>
-        </w:rPr>
-      </w:r>
-    </w:p>
-    <w:p>
-      <w:pPr>
-        <w:pStyle w:val="Heading2"/>
-      </w:pPr>
-      <w:r>
-        <w:rPr>
-          <w:lang w:val="pt_PT" w:bidi="pt_PT"/>
-        </w:rPr>
-        <w:t>Rolos de pergaminho</w:t>
-      </w:r>
-      <w:r>
-        <w:rPr>
-          <w:lang w:val="pt_PT" w:bidi="pt_PT"/>
-        </w:rPr>
-      </w:r>
-    </w:p>
-    <w:p>
-      <w:pPr>
-        <w:pStyle w:val="Heading4"/>
-      </w:pPr>
-      <w:r>
-        <w:rPr>
-          <w:lang w:val="pt_PT" w:bidi="pt_PT"/>
-        </w:rPr>
-        <w:t>Image Content</w:t>
-      </w:r>
-      <w:r>
-        <w:rPr>
-          <w:lang w:val="pt_PT" w:bidi="pt_PT"/>
-        </w:rPr>
-      </w:r>
-    </w:p>
-    <w:p>
-      <w:pPr/>
-      <w:r>
-        <w:rPr>
-          <w:lang w:val="pt_PT" w:bidi="pt_PT"/>
-        </w:rPr>
-      </w:r>
-    </w:p>
-    <w:p>
-      <w:r>
-        <w:drawing>
-          <wp:inline xmlns:a="http://schemas.openxmlformats.org/drawingml/2006/main" xmlns:pic="http://schemas.openxmlformats.org/drawingml/2006/picture">
-            <wp:extent cx="6096000" cy="3413760"/>
-            <wp:docPr id="24" name="Picture 24"/>
-            <wp:cNvGraphicFramePr>
-              <a:graphicFrameLocks noChangeAspect="1"/>
-            </wp:cNvGraphicFramePr>
-            <a:graphic>
-              <a:graphicData uri="http://schemas.openxmlformats.org/drawingml/2006/picture">
-                <pic:pic>
-                  <pic:nvPicPr>
-                    <pic:cNvPr id="0" name="image.jpg"/>
-                    <pic:cNvPicPr/>
-                  </pic:nvPicPr>
-                  <pic:blipFill>
-                    <a:blip r:embed="rId59"/>
-                    <a:stretch>
-                      <a:fillRect/>
-                    </a:stretch>
-                  </pic:blipFill>
-                  <pic:spPr>
-                    <a:xfrm>
-                      <a:off x="0" y="0"/>
-                      <a:ext cx="6096000" cy="3413760"/>
-                    </a:xfrm>
-                    <a:prstGeom prst="rect"/>
-                  </pic:spPr>
-                </pic:pic>
-              </a:graphicData>
-            </a:graphic>
-          </wp:inline>
-        </w:drawing>
-      </w:r>
-    </w:p>
-    <w:p>
-      <w:pPr/>
-      <w:r>
-        <w:rPr>
-          <w:lang w:val="pt_PT" w:bidi="pt_PT"/>
-        </w:rPr>
-      </w:r>
-      <w:hyperlink r:id="rId60">
-        <w:r>
-          <w:rPr>
-            <w:lang w:val="pt_PT" w:bidi="pt_PT"/>
-          </w:rPr>
-          <w:rPr>
-            <w:color w:val="0000EE"/>
-            <w:u w:val="single"/>
-          </w:rPr>
-          <w:t>link</w:t>
-        </w:r>
-      </w:hyperlink>
-      <w:r>
-        <w:rPr>
-          <w:lang w:val="pt_PT" w:bidi="pt_PT"/>
-        </w:rPr>
-      </w:r>
-      <w:r>
-        <w:rPr>
-          <w:lang w:val="pt_PT" w:bidi="pt_PT"/>
-        </w:rPr>
-      </w:r>
-    </w:p>
-    <w:p>
-      <w:pPr/>
-      <w:r>
-        <w:rPr>
-          <w:lang w:val="pt_PT" w:bidi="pt_PT"/>
-        </w:rPr>
-      </w:r>
-    </w:p>
-    <w:p>
-      <w:pPr>
-        <w:pStyle w:val="Heading2"/>
-      </w:pPr>
-      <w:r>
-        <w:rPr>
-          <w:lang w:val="pt_PT" w:bidi="pt_PT"/>
-        </w:rPr>
-        <w:t>Rolos de pergaminho</w:t>
-      </w:r>
-      <w:r>
-        <w:rPr>
-          <w:lang w:val="pt_PT" w:bidi="pt_PT"/>
-        </w:rPr>
-      </w:r>
-    </w:p>
-    <w:p>
-      <w:pPr>
-        <w:pStyle w:val="Heading4"/>
-      </w:pPr>
-      <w:r>
-        <w:rPr>
-          <w:lang w:val="pt_PT" w:bidi="pt_PT"/>
-        </w:rPr>
-        <w:t>Image Content</w:t>
-      </w:r>
-      <w:r>
-        <w:rPr>
-          <w:lang w:val="pt_PT" w:bidi="pt_PT"/>
-        </w:rPr>
-      </w:r>
-    </w:p>
-    <w:p>
-      <w:pPr/>
-      <w:r>
-        <w:rPr>
-          <w:lang w:val="pt_PT" w:bidi="pt_PT"/>
-        </w:rPr>
-      </w:r>
-    </w:p>
-    <w:p>
-      <w:r>
-        <w:drawing>
-          <wp:inline xmlns:a="http://schemas.openxmlformats.org/drawingml/2006/main" xmlns:pic="http://schemas.openxmlformats.org/drawingml/2006/picture">
-            <wp:extent cx="6096000" cy="6457627"/>
-            <wp:docPr id="25" name="Picture 25"/>
-            <wp:cNvGraphicFramePr>
-              <a:graphicFrameLocks noChangeAspect="1"/>
-            </wp:cNvGraphicFramePr>
-            <a:graphic>
-              <a:graphicData uri="http://schemas.openxmlformats.org/drawingml/2006/picture">
-                <pic:pic>
-                  <pic:nvPicPr>
-                    <pic:cNvPr id="0" name="image.jpg"/>
-                    <pic:cNvPicPr/>
-                  </pic:nvPicPr>
-                  <pic:blipFill>
-                    <a:blip r:embed="rId61"/>
+                    <a:blip r:embed="rId58"/>
                     <a:stretch>
                       <a:fillRect/>
                     </a:stretch>
@@ -3001,7 +2908,7 @@
           <w:lang w:val="pt_PT" w:bidi="pt_PT"/>
         </w:rPr>
       </w:r>
-      <w:hyperlink r:id="rId62">
+      <w:hyperlink r:id="rId59">
         <w:r>
           <w:rPr>
             <w:lang w:val="pt_PT" w:bidi="pt_PT"/>
@@ -3077,7 +2984,7 @@
         <w:drawing>
           <wp:inline xmlns:a="http://schemas.openxmlformats.org/drawingml/2006/main" xmlns:pic="http://schemas.openxmlformats.org/drawingml/2006/picture">
             <wp:extent cx="6096000" cy="4059936"/>
-            <wp:docPr id="26" name="Picture 26"/>
+            <wp:docPr id="23" name="Picture 23"/>
             <wp:cNvGraphicFramePr>
               <a:graphicFrameLocks noChangeAspect="1"/>
             </wp:cNvGraphicFramePr>
@@ -3089,7 +2996,7 @@
                     <pic:cNvPicPr/>
                   </pic:nvPicPr>
                   <pic:blipFill>
-                    <a:blip r:embed="rId63"/>
+                    <a:blip r:embed="rId60"/>
                     <a:stretch>
                       <a:fillRect/>
                     </a:stretch>
@@ -3115,7 +3022,7 @@
           <w:lang w:val="pt_PT" w:bidi="pt_PT"/>
         </w:rPr>
       </w:r>
-      <w:hyperlink r:id="rId64">
+      <w:hyperlink r:id="rId61">
         <w:r>
           <w:rPr>
             <w:lang w:val="pt_PT" w:bidi="pt_PT"/>
@@ -3191,7 +3098,7 @@
         <w:drawing>
           <wp:inline xmlns:a="http://schemas.openxmlformats.org/drawingml/2006/main" xmlns:pic="http://schemas.openxmlformats.org/drawingml/2006/picture">
             <wp:extent cx="6096000" cy="4059936"/>
-            <wp:docPr id="27" name="Picture 27"/>
+            <wp:docPr id="24" name="Picture 24"/>
             <wp:cNvGraphicFramePr>
               <a:graphicFrameLocks noChangeAspect="1"/>
             </wp:cNvGraphicFramePr>
@@ -3203,7 +3110,7 @@
                     <pic:cNvPicPr/>
                   </pic:nvPicPr>
                   <pic:blipFill>
-                    <a:blip r:embed="rId65"/>
+                    <a:blip r:embed="rId62"/>
                     <a:stretch>
                       <a:fillRect/>
                     </a:stretch>
@@ -3229,7 +3136,7 @@
           <w:lang w:val="pt_PT" w:bidi="pt_PT"/>
         </w:rPr>
       </w:r>
-      <w:hyperlink r:id="rId66">
+      <w:hyperlink r:id="rId63">
         <w:r>
           <w:rPr>
             <w:lang w:val="pt_PT" w:bidi="pt_PT"/>
@@ -3305,7 +3212,7 @@
         <w:drawing>
           <wp:inline xmlns:a="http://schemas.openxmlformats.org/drawingml/2006/main" xmlns:pic="http://schemas.openxmlformats.org/drawingml/2006/picture">
             <wp:extent cx="6096000" cy="4059936"/>
-            <wp:docPr id="28" name="Picture 28"/>
+            <wp:docPr id="25" name="Picture 25"/>
             <wp:cNvGraphicFramePr>
               <a:graphicFrameLocks noChangeAspect="1"/>
             </wp:cNvGraphicFramePr>
@@ -3317,7 +3224,7 @@
                     <pic:cNvPicPr/>
                   </pic:nvPicPr>
                   <pic:blipFill>
-                    <a:blip r:embed="rId67"/>
+                    <a:blip r:embed="rId64"/>
                     <a:stretch>
                       <a:fillRect/>
                     </a:stretch>
@@ -3343,7 +3250,7 @@
           <w:lang w:val="pt_PT" w:bidi="pt_PT"/>
         </w:rPr>
       </w:r>
-      <w:hyperlink r:id="rId68">
+      <w:hyperlink r:id="rId65">
         <w:r>
           <w:rPr>
             <w:lang w:val="pt_PT" w:bidi="pt_PT"/>
